--- a/ai_strategy/PECH_AI_MODEL_CATALOG.docx
+++ b/ai_strategy/PECH_AI_MODEL_CATALOG.docx
@@ -14904,7 +14904,14 @@
     </w:p>
     <w:bookmarkEnd w:id="129"/>
     <w:bookmarkEnd w:id="130"/>
-    <w:sectPr/>
+    <w:sectPr>
+      <w:pgBorders w:offsetFrom="page">
+        <w:top w:val="single" w:sz="18" w:space="24" w:color="00BFFF"/>
+        <w:left w:val="single" w:sz="18" w:space="24" w:color="0099CC"/>
+        <w:bottom w:val="single" w:sz="18" w:space="24" w:color="F5A623"/>
+        <w:right w:val="single" w:sz="18" w:space="24" w:color="E08A00"/>
+      </w:pgBorders>
+    </w:sectPr>
   </w:body>
 </w:document>
 </file>

--- a/ai_strategy/PECH_AI_MODEL_CATALOG.docx
+++ b/ai_strategy/PECH_AI_MODEL_CATALOG.docx
@@ -58,107 +58,45 @@
         <w:spacing w:after="0"/>
       </w:pPr>
     </w:p>
-    <w:bookmarkStart w:id="130" w:name="pech-group-holdings-ltd"/>
-    <w:p>
-      <w:pPr>
-        <w:pStyle w:val="Heading1"/>
-        <w:rPr>
-          <w:color w:val="0099CC"/>
-        </w:rPr>
-        <w:pBdr>
-          <w:bottom w:val="single" w:sz="18" w:space="2" w:color="F5A623"/>
-        </w:pBdr>
-      </w:pPr>
-      <w:r>
-        <w:rPr>
-          <w:b/>
-          <w:color w:val="0099CC"/>
-          <w:sz w:val="44"/>
-        </w:rPr>
-        <w:t xml:space="preserve">PECH GROUP HOLDINGS LTD</w:t>
-      </w:r>
-    </w:p>
-    <w:bookmarkStart w:id="22" w:name="ai-model-catalog-complete-reference"/>
-    <w:p>
-      <w:pPr>
-        <w:pBdr>
-          <w:top w:val="single" w:sz="18" w:space="1" w:color="F5A623"/>
-          <w:bottom w:val="single" w:sz="6" w:space="1" w:color="0099CC"/>
-        </w:pBdr>
-        <w:spacing w:before="200" w:after="200"/>
-      </w:pPr>
-    </w:p>
-    <w:p>
-      <w:pPr>
-        <w:pStyle w:val="Heading2"/>
-        <w:rPr>
-          <w:color w:val="0099CC"/>
-        </w:rPr>
-        <w:pBdr>
-          <w:bottom w:val="single" w:sz="6" w:space="2" w:color="00BFFF"/>
-        </w:pBdr>
-      </w:pPr>
-      <w:r>
-        <w:rPr>
-          <w:b/>
-          <w:color w:val="0099CC"/>
-          <w:sz w:val="32"/>
-        </w:rPr>
-        <w:t xml:space="preserve">AI Model Catalog — Complete Reference</w:t>
-      </w:r>
-    </w:p>
-    <w:bookmarkStart w:id="21" w:name="confidential"/>
-    <w:p>
-      <w:pPr>
-        <w:pStyle w:val="Heading3"/>
-        <w:rPr>
-          <w:color w:val="E08A00"/>
-        </w:rPr>
-      </w:pPr>
-      <w:r>
-        <w:rPr>
-          <w:b/>
-          <w:color w:val="E08A00"/>
-          <w:sz w:val="26"/>
-        </w:rPr>
-        <w:t xml:space="preserve">CONFIDENTIAL</w:t>
-      </w:r>
-    </w:p>
-    <w:p>
-      <w:r>
-        <w:pict>
-          <v:rect style="width:0;height:1.5pt" o:hralign="center" o:hrstd="t" o:hr="t"/>
-        </w:pict>
-      </w:r>
-    </w:p>
     <w:p>
       <w:pPr>
         <w:pStyle w:val="FirstParagraph"/>
       </w:pPr>
       <w:r>
-        <w:rPr>
-          <w:bCs/>
-          <w:b/>
-        </w:rPr>
-        <w:t xml:space="preserve">PECH Group Holdings Ltd</w:t>
-      </w:r>
+        <w:t xml:space="preserve">🤖</w:t>
+      </w:r>
+    </w:p>
+    <w:p>
+      <w:pPr>
+        <w:pStyle w:val="BodyText"/>
+      </w:pPr>
+      <w:r>
+        <w:t xml:space="preserve">PECH GROUP HOLDINGS LTD</w:t>
+      </w:r>
+    </w:p>
+    <w:p>
+      <w:pPr>
+        <w:pStyle w:val="BodyText"/>
+      </w:pPr>
+      <w:r>
+        <w:t xml:space="preserve">AI Model Catalog — Complete Reference</w:t>
+      </w:r>
+    </w:p>
+    <w:p>
+      <w:pPr>
+        <w:pStyle w:val="BodyText"/>
+      </w:pPr>
       <w:r>
         <w:t xml:space="preserve"> </w:t>
       </w:r>
       <w:r>
-        <w:t xml:space="preserve">Lagos, Nigeria | Website:</w:t>
-      </w:r>
-      <w:r>
         <w:t xml:space="preserve"> </w:t>
       </w:r>
-      <w:hyperlink r:id="rId20">
-        <w:r>
-          <w:rPr>
-            <w:rStyle w:val="Hyperlink"/>
-          </w:rPr>
-          <w:t xml:space="preserve">pechgroupholdings.tech</w:t>
-        </w:r>
-      </w:hyperlink>
+    </w:p>
+    <w:p>
+      <w:pPr>
+        <w:pStyle w:val="BodyText"/>
+      </w:pPr>
     </w:p>
     <w:p>
       <w:r>
@@ -260,9 +198,7 @@
         </w:pict>
       </w:r>
     </w:p>
-    <w:bookmarkEnd w:id="21"/>
-    <w:bookmarkEnd w:id="22"/>
-    <w:bookmarkStart w:id="23" w:name="table-of-contents"/>
+    <w:bookmarkStart w:id="20" w:name="table-of-contents"/>
     <w:p>
       <w:pPr>
         <w:pBdr>
@@ -587,8 +523,8 @@
         </w:pict>
       </w:r>
     </w:p>
-    <w:bookmarkEnd w:id="23"/>
-    <w:bookmarkStart w:id="24" w:name="license-policy"/>
+    <w:bookmarkEnd w:id="20"/>
+    <w:bookmarkStart w:id="21" w:name="license-policy"/>
     <w:p>
       <w:pPr>
         <w:pBdr>
@@ -720,8 +656,8 @@
         </w:pict>
       </w:r>
     </w:p>
-    <w:bookmarkEnd w:id="24"/>
-    <w:bookmarkStart w:id="39" w:name="large-language-models-llms"/>
+    <w:bookmarkEnd w:id="21"/>
+    <w:bookmarkStart w:id="36" w:name="large-language-models-llms"/>
     <w:p>
       <w:pPr>
         <w:pBdr>
@@ -758,7 +694,7 @@
         <w:t xml:space="preserve">These are the primary models powering chatbot features, document generation, analysis, and AI assistants across all 10 PECH verticals.</w:t>
       </w:r>
     </w:p>
-    <w:bookmarkStart w:id="37" w:name="X8a7ea7a2e25acc5cf2ce4999cff16d9632d78ef"/>
+    <w:bookmarkStart w:id="34" w:name="X8a7ea7a2e25acc5cf2ce4999cff16d9632d78ef"/>
     <w:p>
       <w:pPr>
         <w:pStyle w:val="Heading3"/>
@@ -1019,7 +955,7 @@
               <w:pStyle w:val="Compact"/>
               <w:jc w:val="left"/>
             </w:pPr>
-            <w:hyperlink r:id="rId25">
+            <w:hyperlink r:id="rId22">
               <w:r>
                 <w:rPr>
                   <w:rStyle w:val="Hyperlink"/>
@@ -1132,7 +1068,7 @@
               <w:pStyle w:val="Compact"/>
               <w:jc w:val="left"/>
             </w:pPr>
-            <w:hyperlink r:id="rId26">
+            <w:hyperlink r:id="rId23">
               <w:r>
                 <w:rPr>
                   <w:rStyle w:val="Hyperlink"/>
@@ -1245,7 +1181,7 @@
               <w:pStyle w:val="Compact"/>
               <w:jc w:val="left"/>
             </w:pPr>
-            <w:hyperlink r:id="rId27">
+            <w:hyperlink r:id="rId24">
               <w:r>
                 <w:rPr>
                   <w:rStyle w:val="Hyperlink"/>
@@ -1358,7 +1294,7 @@
               <w:pStyle w:val="Compact"/>
               <w:jc w:val="left"/>
             </w:pPr>
-            <w:hyperlink r:id="rId28">
+            <w:hyperlink r:id="rId25">
               <w:r>
                 <w:rPr>
                   <w:rStyle w:val="Hyperlink"/>
@@ -1471,7 +1407,7 @@
               <w:pStyle w:val="Compact"/>
               <w:jc w:val="left"/>
             </w:pPr>
-            <w:hyperlink r:id="rId29">
+            <w:hyperlink r:id="rId26">
               <w:r>
                 <w:rPr>
                   <w:rStyle w:val="Hyperlink"/>
@@ -1584,7 +1520,7 @@
               <w:pStyle w:val="Compact"/>
               <w:jc w:val="left"/>
             </w:pPr>
-            <w:hyperlink r:id="rId30">
+            <w:hyperlink r:id="rId27">
               <w:r>
                 <w:rPr>
                   <w:rStyle w:val="Hyperlink"/>
@@ -1697,7 +1633,7 @@
               <w:pStyle w:val="Compact"/>
               <w:jc w:val="left"/>
             </w:pPr>
-            <w:hyperlink r:id="rId31">
+            <w:hyperlink r:id="rId28">
               <w:r>
                 <w:rPr>
                   <w:rStyle w:val="Hyperlink"/>
@@ -1810,7 +1746,7 @@
               <w:pStyle w:val="Compact"/>
               <w:jc w:val="left"/>
             </w:pPr>
-            <w:hyperlink r:id="rId32">
+            <w:hyperlink r:id="rId29">
               <w:r>
                 <w:rPr>
                   <w:rStyle w:val="Hyperlink"/>
@@ -1923,7 +1859,7 @@
               <w:pStyle w:val="Compact"/>
               <w:jc w:val="left"/>
             </w:pPr>
-            <w:hyperlink r:id="rId33">
+            <w:hyperlink r:id="rId30">
               <w:r>
                 <w:rPr>
                   <w:rStyle w:val="Hyperlink"/>
@@ -2036,7 +1972,7 @@
               <w:pStyle w:val="Compact"/>
               <w:jc w:val="left"/>
             </w:pPr>
-            <w:hyperlink r:id="rId34">
+            <w:hyperlink r:id="rId31">
               <w:r>
                 <w:rPr>
                   <w:rStyle w:val="Hyperlink"/>
@@ -2149,7 +2085,7 @@
               <w:pStyle w:val="Compact"/>
               <w:jc w:val="left"/>
             </w:pPr>
-            <w:hyperlink r:id="rId35">
+            <w:hyperlink r:id="rId32">
               <w:r>
                 <w:rPr>
                   <w:rStyle w:val="Hyperlink"/>
@@ -2262,7 +2198,7 @@
               <w:pStyle w:val="Compact"/>
               <w:jc w:val="left"/>
             </w:pPr>
-            <w:hyperlink r:id="rId36">
+            <w:hyperlink r:id="rId33">
               <w:r>
                 <w:rPr>
                   <w:rStyle w:val="Hyperlink"/>
@@ -2274,8 +2210,8 @@
         </w:tc>
       </w:tr>
     </w:tbl>
-    <w:bookmarkEnd w:id="37"/>
-    <w:bookmarkStart w:id="38" w:name="comparison-recommendation"/>
+    <w:bookmarkEnd w:id="34"/>
+    <w:bookmarkStart w:id="35" w:name="comparison-recommendation"/>
     <w:p>
       <w:pPr>
         <w:pStyle w:val="Heading3"/>
@@ -2848,9 +2784,9 @@
         </w:pict>
       </w:r>
     </w:p>
-    <w:bookmarkEnd w:id="38"/>
-    <w:bookmarkEnd w:id="39"/>
-    <w:bookmarkStart w:id="48" w:name="small-language-models-slms"/>
+    <w:bookmarkEnd w:id="35"/>
+    <w:bookmarkEnd w:id="36"/>
+    <w:bookmarkStart w:id="45" w:name="small-language-models-slms"/>
     <w:p>
       <w:pPr>
         <w:pBdr>
@@ -3131,7 +3067,7 @@
               <w:pStyle w:val="Compact"/>
               <w:jc w:val="left"/>
             </w:pPr>
-            <w:hyperlink r:id="rId40">
+            <w:hyperlink r:id="rId37">
               <w:r>
                 <w:rPr>
                   <w:rStyle w:val="Hyperlink"/>
@@ -3244,7 +3180,7 @@
               <w:pStyle w:val="Compact"/>
               <w:jc w:val="left"/>
             </w:pPr>
-            <w:hyperlink r:id="rId41">
+            <w:hyperlink r:id="rId38">
               <w:r>
                 <w:rPr>
                   <w:rStyle w:val="Hyperlink"/>
@@ -3357,7 +3293,7 @@
               <w:pStyle w:val="Compact"/>
               <w:jc w:val="left"/>
             </w:pPr>
-            <w:hyperlink r:id="rId42">
+            <w:hyperlink r:id="rId39">
               <w:r>
                 <w:rPr>
                   <w:rStyle w:val="Hyperlink"/>
@@ -3470,7 +3406,7 @@
               <w:pStyle w:val="Compact"/>
               <w:jc w:val="left"/>
             </w:pPr>
-            <w:hyperlink r:id="rId43">
+            <w:hyperlink r:id="rId40">
               <w:r>
                 <w:rPr>
                   <w:rStyle w:val="Hyperlink"/>
@@ -3583,7 +3519,7 @@
               <w:pStyle w:val="Compact"/>
               <w:jc w:val="left"/>
             </w:pPr>
-            <w:hyperlink r:id="rId44">
+            <w:hyperlink r:id="rId41">
               <w:r>
                 <w:rPr>
                   <w:rStyle w:val="Hyperlink"/>
@@ -3696,7 +3632,7 @@
               <w:pStyle w:val="Compact"/>
               <w:jc w:val="left"/>
             </w:pPr>
-            <w:hyperlink r:id="rId45">
+            <w:hyperlink r:id="rId42">
               <w:r>
                 <w:rPr>
                   <w:rStyle w:val="Hyperlink"/>
@@ -3809,7 +3745,7 @@
               <w:pStyle w:val="Compact"/>
               <w:jc w:val="left"/>
             </w:pPr>
-            <w:hyperlink r:id="rId46">
+            <w:hyperlink r:id="rId43">
               <w:r>
                 <w:rPr>
                   <w:rStyle w:val="Hyperlink"/>
@@ -3821,7 +3757,7 @@
         </w:tc>
       </w:tr>
     </w:tbl>
-    <w:bookmarkStart w:id="47" w:name="comparison-recommendation-1"/>
+    <w:bookmarkStart w:id="44" w:name="comparison-recommendation-1"/>
     <w:p>
       <w:pPr>
         <w:pStyle w:val="Heading3"/>
@@ -4296,9 +4232,9 @@
         </w:pict>
       </w:r>
     </w:p>
-    <w:bookmarkEnd w:id="47"/>
-    <w:bookmarkEnd w:id="48"/>
-    <w:bookmarkStart w:id="54" w:name="code-generation-models"/>
+    <w:bookmarkEnd w:id="44"/>
+    <w:bookmarkEnd w:id="45"/>
+    <w:bookmarkStart w:id="51" w:name="code-generation-models"/>
     <w:p>
       <w:pPr>
         <w:pBdr>
@@ -4541,7 +4477,7 @@
               <w:pStyle w:val="Compact"/>
               <w:jc w:val="left"/>
             </w:pPr>
-            <w:hyperlink r:id="rId49">
+            <w:hyperlink r:id="rId46">
               <w:r>
                 <w:rPr>
                   <w:rStyle w:val="Hyperlink"/>
@@ -4636,7 +4572,7 @@
               <w:pStyle w:val="Compact"/>
               <w:jc w:val="left"/>
             </w:pPr>
-            <w:hyperlink r:id="rId50">
+            <w:hyperlink r:id="rId47">
               <w:r>
                 <w:rPr>
                   <w:rStyle w:val="Hyperlink"/>
@@ -4731,7 +4667,7 @@
               <w:pStyle w:val="Compact"/>
               <w:jc w:val="left"/>
             </w:pPr>
-            <w:hyperlink r:id="rId51">
+            <w:hyperlink r:id="rId48">
               <w:r>
                 <w:rPr>
                   <w:rStyle w:val="Hyperlink"/>
@@ -4826,7 +4762,7 @@
               <w:pStyle w:val="Compact"/>
               <w:jc w:val="left"/>
             </w:pPr>
-            <w:hyperlink r:id="rId52">
+            <w:hyperlink r:id="rId49">
               <w:r>
                 <w:rPr>
                   <w:rStyle w:val="Hyperlink"/>
@@ -4934,7 +4870,7 @@
         </w:tc>
       </w:tr>
     </w:tbl>
-    <w:bookmarkStart w:id="53" w:name="comparison-recommendation-2"/>
+    <w:bookmarkStart w:id="50" w:name="comparison-recommendation-2"/>
     <w:p>
       <w:pPr>
         <w:pStyle w:val="Heading3"/>
@@ -5333,9 +5269,9 @@
         </w:pict>
       </w:r>
     </w:p>
-    <w:bookmarkEnd w:id="53"/>
-    <w:bookmarkEnd w:id="54"/>
-    <w:bookmarkStart w:id="62" w:name="speech-to-text-models"/>
+    <w:bookmarkEnd w:id="50"/>
+    <w:bookmarkEnd w:id="51"/>
+    <w:bookmarkStart w:id="59" w:name="speech-to-text-models"/>
     <w:p>
       <w:pPr>
         <w:pBdr>
@@ -5616,7 +5552,7 @@
               <w:pStyle w:val="Compact"/>
               <w:jc w:val="left"/>
             </w:pPr>
-            <w:hyperlink r:id="rId55">
+            <w:hyperlink r:id="rId52">
               <w:r>
                 <w:rPr>
                   <w:rStyle w:val="Hyperlink"/>
@@ -5729,7 +5665,7 @@
               <w:pStyle w:val="Compact"/>
               <w:jc w:val="left"/>
             </w:pPr>
-            <w:hyperlink r:id="rId56">
+            <w:hyperlink r:id="rId53">
               <w:r>
                 <w:rPr>
                   <w:rStyle w:val="Hyperlink"/>
@@ -5842,7 +5778,7 @@
               <w:pStyle w:val="Compact"/>
               <w:jc w:val="left"/>
             </w:pPr>
-            <w:hyperlink r:id="rId57">
+            <w:hyperlink r:id="rId54">
               <w:r>
                 <w:rPr>
                   <w:rStyle w:val="Hyperlink"/>
@@ -5955,7 +5891,7 @@
               <w:pStyle w:val="Compact"/>
               <w:jc w:val="left"/>
             </w:pPr>
-            <w:hyperlink r:id="rId58">
+            <w:hyperlink r:id="rId55">
               <w:r>
                 <w:rPr>
                   <w:rStyle w:val="Hyperlink"/>
@@ -6068,7 +6004,7 @@
               <w:pStyle w:val="Compact"/>
               <w:jc w:val="left"/>
             </w:pPr>
-            <w:hyperlink r:id="rId59">
+            <w:hyperlink r:id="rId56">
               <w:r>
                 <w:rPr>
                   <w:rStyle w:val="Hyperlink"/>
@@ -6181,7 +6117,7 @@
               <w:pStyle w:val="Compact"/>
               <w:jc w:val="left"/>
             </w:pPr>
-            <w:hyperlink r:id="rId60">
+            <w:hyperlink r:id="rId57">
               <w:r>
                 <w:rPr>
                   <w:rStyle w:val="Hyperlink"/>
@@ -6193,7 +6129,7 @@
         </w:tc>
       </w:tr>
     </w:tbl>
-    <w:bookmarkStart w:id="61" w:name="comparison-recommendation-3"/>
+    <w:bookmarkStart w:id="58" w:name="comparison-recommendation-3"/>
     <w:p>
       <w:pPr>
         <w:pStyle w:val="Heading3"/>
@@ -6668,9 +6604,9 @@
         </w:pict>
       </w:r>
     </w:p>
-    <w:bookmarkEnd w:id="61"/>
-    <w:bookmarkEnd w:id="62"/>
-    <w:bookmarkStart w:id="68" w:name="text-to-speech-models"/>
+    <w:bookmarkEnd w:id="58"/>
+    <w:bookmarkEnd w:id="59"/>
+    <w:bookmarkStart w:id="65" w:name="text-to-speech-models"/>
     <w:p>
       <w:pPr>
         <w:pBdr>
@@ -6951,7 +6887,7 @@
               <w:pStyle w:val="Compact"/>
               <w:jc w:val="left"/>
             </w:pPr>
-            <w:hyperlink r:id="rId63">
+            <w:hyperlink r:id="rId60">
               <w:r>
                 <w:rPr>
                   <w:rStyle w:val="Hyperlink"/>
@@ -7064,7 +7000,7 @@
               <w:pStyle w:val="Compact"/>
               <w:jc w:val="left"/>
             </w:pPr>
-            <w:hyperlink r:id="rId64">
+            <w:hyperlink r:id="rId61">
               <w:r>
                 <w:rPr>
                   <w:rStyle w:val="Hyperlink"/>
@@ -7177,7 +7113,7 @@
               <w:pStyle w:val="Compact"/>
               <w:jc w:val="left"/>
             </w:pPr>
-            <w:hyperlink r:id="rId65">
+            <w:hyperlink r:id="rId62">
               <w:r>
                 <w:rPr>
                   <w:rStyle w:val="Hyperlink"/>
@@ -7290,7 +7226,7 @@
               <w:pStyle w:val="Compact"/>
               <w:jc w:val="left"/>
             </w:pPr>
-            <w:hyperlink r:id="rId66">
+            <w:hyperlink r:id="rId63">
               <w:r>
                 <w:rPr>
                   <w:rStyle w:val="Hyperlink"/>
@@ -7302,7 +7238,7 @@
         </w:tc>
       </w:tr>
     </w:tbl>
-    <w:bookmarkStart w:id="67" w:name="comparison-recommendation-4"/>
+    <w:bookmarkStart w:id="64" w:name="comparison-recommendation-4"/>
     <w:p>
       <w:pPr>
         <w:pStyle w:val="Heading3"/>
@@ -7793,9 +7729,9 @@
         </w:pict>
       </w:r>
     </w:p>
-    <w:bookmarkEnd w:id="67"/>
-    <w:bookmarkEnd w:id="68"/>
-    <w:bookmarkStart w:id="74" w:name="vision-multimodal-models"/>
+    <w:bookmarkEnd w:id="64"/>
+    <w:bookmarkEnd w:id="65"/>
+    <w:bookmarkStart w:id="71" w:name="vision-multimodal-models"/>
     <w:p>
       <w:pPr>
         <w:pBdr>
@@ -8076,7 +8012,7 @@
               <w:pStyle w:val="Compact"/>
               <w:jc w:val="left"/>
             </w:pPr>
-            <w:hyperlink r:id="rId69">
+            <w:hyperlink r:id="rId66">
               <w:r>
                 <w:rPr>
                   <w:rStyle w:val="Hyperlink"/>
@@ -8189,7 +8125,7 @@
               <w:pStyle w:val="Compact"/>
               <w:jc w:val="left"/>
             </w:pPr>
-            <w:hyperlink r:id="rId70">
+            <w:hyperlink r:id="rId67">
               <w:r>
                 <w:rPr>
                   <w:rStyle w:val="Hyperlink"/>
@@ -8302,7 +8238,7 @@
               <w:pStyle w:val="Compact"/>
               <w:jc w:val="left"/>
             </w:pPr>
-            <w:hyperlink r:id="rId71">
+            <w:hyperlink r:id="rId68">
               <w:r>
                 <w:rPr>
                   <w:rStyle w:val="Hyperlink"/>
@@ -8415,7 +8351,7 @@
               <w:pStyle w:val="Compact"/>
               <w:jc w:val="left"/>
             </w:pPr>
-            <w:hyperlink r:id="rId72">
+            <w:hyperlink r:id="rId69">
               <w:r>
                 <w:rPr>
                   <w:rStyle w:val="Hyperlink"/>
@@ -8427,7 +8363,7 @@
         </w:tc>
       </w:tr>
     </w:tbl>
-    <w:bookmarkStart w:id="73" w:name="comparison-recommendation-5"/>
+    <w:bookmarkStart w:id="70" w:name="comparison-recommendation-5"/>
     <w:p>
       <w:pPr>
         <w:pStyle w:val="Heading3"/>
@@ -8902,9 +8838,9 @@
         </w:pict>
       </w:r>
     </w:p>
-    <w:bookmarkEnd w:id="73"/>
-    <w:bookmarkEnd w:id="74"/>
-    <w:bookmarkStart w:id="79" w:name="ocr-models"/>
+    <w:bookmarkEnd w:id="70"/>
+    <w:bookmarkEnd w:id="71"/>
+    <w:bookmarkStart w:id="76" w:name="ocr-models"/>
     <w:p>
       <w:pPr>
         <w:pBdr>
@@ -9147,7 +9083,7 @@
               <w:pStyle w:val="Compact"/>
               <w:jc w:val="left"/>
             </w:pPr>
-            <w:hyperlink r:id="rId75">
+            <w:hyperlink r:id="rId72">
               <w:r>
                 <w:rPr>
                   <w:rStyle w:val="Hyperlink"/>
@@ -9242,7 +9178,7 @@
               <w:pStyle w:val="Compact"/>
               <w:jc w:val="left"/>
             </w:pPr>
-            <w:hyperlink r:id="rId76">
+            <w:hyperlink r:id="rId73">
               <w:r>
                 <w:rPr>
                   <w:rStyle w:val="Hyperlink"/>
@@ -9337,7 +9273,7 @@
               <w:pStyle w:val="Compact"/>
               <w:jc w:val="left"/>
             </w:pPr>
-            <w:hyperlink r:id="rId77">
+            <w:hyperlink r:id="rId74">
               <w:r>
                 <w:rPr>
                   <w:rStyle w:val="Hyperlink"/>
@@ -9445,7 +9381,7 @@
         </w:tc>
       </w:tr>
     </w:tbl>
-    <w:bookmarkStart w:id="78" w:name="comparison-recommendation-6"/>
+    <w:bookmarkStart w:id="75" w:name="comparison-recommendation-6"/>
     <w:p>
       <w:pPr>
         <w:pStyle w:val="Heading3"/>
@@ -9920,9 +9856,9 @@
         </w:pict>
       </w:r>
     </w:p>
-    <w:bookmarkEnd w:id="78"/>
-    <w:bookmarkEnd w:id="79"/>
-    <w:bookmarkStart w:id="88" w:name="embedding-models"/>
+    <w:bookmarkEnd w:id="75"/>
+    <w:bookmarkEnd w:id="76"/>
+    <w:bookmarkStart w:id="85" w:name="embedding-models"/>
     <w:p>
       <w:pPr>
         <w:pBdr>
@@ -10165,7 +10101,7 @@
               <w:pStyle w:val="Compact"/>
               <w:jc w:val="left"/>
             </w:pPr>
-            <w:hyperlink r:id="rId80">
+            <w:hyperlink r:id="rId77">
               <w:r>
                 <w:rPr>
                   <w:rStyle w:val="Hyperlink"/>
@@ -10260,7 +10196,7 @@
               <w:pStyle w:val="Compact"/>
               <w:jc w:val="left"/>
             </w:pPr>
-            <w:hyperlink r:id="rId81">
+            <w:hyperlink r:id="rId78">
               <w:r>
                 <w:rPr>
                   <w:rStyle w:val="Hyperlink"/>
@@ -10355,7 +10291,7 @@
               <w:pStyle w:val="Compact"/>
               <w:jc w:val="left"/>
             </w:pPr>
-            <w:hyperlink r:id="rId82">
+            <w:hyperlink r:id="rId79">
               <w:r>
                 <w:rPr>
                   <w:rStyle w:val="Hyperlink"/>
@@ -10450,7 +10386,7 @@
               <w:pStyle w:val="Compact"/>
               <w:jc w:val="left"/>
             </w:pPr>
-            <w:hyperlink r:id="rId83">
+            <w:hyperlink r:id="rId80">
               <w:r>
                 <w:rPr>
                   <w:rStyle w:val="Hyperlink"/>
@@ -10545,7 +10481,7 @@
               <w:pStyle w:val="Compact"/>
               <w:jc w:val="left"/>
             </w:pPr>
-            <w:hyperlink r:id="rId84">
+            <w:hyperlink r:id="rId81">
               <w:r>
                 <w:rPr>
                   <w:rStyle w:val="Hyperlink"/>
@@ -10640,7 +10576,7 @@
               <w:pStyle w:val="Compact"/>
               <w:jc w:val="left"/>
             </w:pPr>
-            <w:hyperlink r:id="rId85">
+            <w:hyperlink r:id="rId82">
               <w:r>
                 <w:rPr>
                   <w:rStyle w:val="Hyperlink"/>
@@ -10735,7 +10671,7 @@
               <w:pStyle w:val="Compact"/>
               <w:jc w:val="left"/>
             </w:pPr>
-            <w:hyperlink r:id="rId86">
+            <w:hyperlink r:id="rId83">
               <w:r>
                 <w:rPr>
                   <w:rStyle w:val="Hyperlink"/>
@@ -10747,7 +10683,7 @@
         </w:tc>
       </w:tr>
     </w:tbl>
-    <w:bookmarkStart w:id="87" w:name="comparison-recommendation-7"/>
+    <w:bookmarkStart w:id="84" w:name="comparison-recommendation-7"/>
     <w:p>
       <w:pPr>
         <w:pStyle w:val="Heading3"/>
@@ -11222,9 +11158,9 @@
         </w:pict>
       </w:r>
     </w:p>
-    <w:bookmarkEnd w:id="87"/>
-    <w:bookmarkEnd w:id="88"/>
-    <w:bookmarkStart w:id="94" w:name="computer-vision-object-detection"/>
+    <w:bookmarkEnd w:id="84"/>
+    <w:bookmarkEnd w:id="85"/>
+    <w:bookmarkStart w:id="91" w:name="computer-vision-object-detection"/>
     <w:p>
       <w:pPr>
         <w:pBdr>
@@ -11467,7 +11403,7 @@
               <w:pStyle w:val="Compact"/>
               <w:jc w:val="left"/>
             </w:pPr>
-            <w:hyperlink r:id="rId89">
+            <w:hyperlink r:id="rId86">
               <w:r>
                 <w:rPr>
                   <w:rStyle w:val="Hyperlink"/>
@@ -11658,7 +11594,7 @@
               <w:pStyle w:val="Compact"/>
               <w:jc w:val="left"/>
             </w:pPr>
-            <w:hyperlink r:id="rId90">
+            <w:hyperlink r:id="rId87">
               <w:r>
                 <w:rPr>
                   <w:rStyle w:val="Hyperlink"/>
@@ -11753,7 +11689,7 @@
               <w:pStyle w:val="Compact"/>
               <w:jc w:val="left"/>
             </w:pPr>
-            <w:hyperlink r:id="rId91">
+            <w:hyperlink r:id="rId88">
               <w:r>
                 <w:rPr>
                   <w:rStyle w:val="Hyperlink"/>
@@ -11848,7 +11784,7 @@
               <w:pStyle w:val="Compact"/>
               <w:jc w:val="left"/>
             </w:pPr>
-            <w:hyperlink r:id="rId92">
+            <w:hyperlink r:id="rId89">
               <w:r>
                 <w:rPr>
                   <w:rStyle w:val="Hyperlink"/>
@@ -12052,7 +11988,7 @@
         </w:tc>
       </w:tr>
     </w:tbl>
-    <w:bookmarkStart w:id="93" w:name="comparison-recommendation-8"/>
+    <w:bookmarkStart w:id="90" w:name="comparison-recommendation-8"/>
     <w:p>
       <w:pPr>
         <w:pStyle w:val="Heading3"/>
@@ -12565,9 +12501,9 @@
         </w:pict>
       </w:r>
     </w:p>
-    <w:bookmarkEnd w:id="93"/>
-    <w:bookmarkEnd w:id="94"/>
-    <w:bookmarkStart w:id="102" w:name="traditional-ml-models"/>
+    <w:bookmarkEnd w:id="90"/>
+    <w:bookmarkEnd w:id="91"/>
+    <w:bookmarkStart w:id="99" w:name="traditional-ml-models"/>
     <w:p>
       <w:pPr>
         <w:pBdr>
@@ -12772,7 +12708,7 @@
               <w:pStyle w:val="Compact"/>
               <w:jc w:val="left"/>
             </w:pPr>
-            <w:hyperlink r:id="rId95">
+            <w:hyperlink r:id="rId92">
               <w:r>
                 <w:rPr>
                   <w:rStyle w:val="Hyperlink"/>
@@ -12849,7 +12785,7 @@
               <w:pStyle w:val="Compact"/>
               <w:jc w:val="left"/>
             </w:pPr>
-            <w:hyperlink r:id="rId96">
+            <w:hyperlink r:id="rId93">
               <w:r>
                 <w:rPr>
                   <w:rStyle w:val="Hyperlink"/>
@@ -12926,7 +12862,7 @@
               <w:pStyle w:val="Compact"/>
               <w:jc w:val="left"/>
             </w:pPr>
-            <w:hyperlink r:id="rId97">
+            <w:hyperlink r:id="rId94">
               <w:r>
                 <w:rPr>
                   <w:rStyle w:val="Hyperlink"/>
@@ -13003,7 +12939,7 @@
               <w:pStyle w:val="Compact"/>
               <w:jc w:val="left"/>
             </w:pPr>
-            <w:hyperlink r:id="rId98">
+            <w:hyperlink r:id="rId95">
               <w:r>
                 <w:rPr>
                   <w:rStyle w:val="Hyperlink"/>
@@ -13080,7 +13016,7 @@
               <w:pStyle w:val="Compact"/>
               <w:jc w:val="left"/>
             </w:pPr>
-            <w:hyperlink r:id="rId99">
+            <w:hyperlink r:id="rId96">
               <w:r>
                 <w:rPr>
                   <w:rStyle w:val="Hyperlink"/>
@@ -13157,7 +13093,7 @@
               <w:pStyle w:val="Compact"/>
               <w:jc w:val="left"/>
             </w:pPr>
-            <w:hyperlink r:id="rId100">
+            <w:hyperlink r:id="rId97">
               <w:r>
                 <w:rPr>
                   <w:rStyle w:val="Hyperlink"/>
@@ -13245,7 +13181,7 @@
         </w:tc>
       </w:tr>
     </w:tbl>
-    <w:bookmarkStart w:id="101" w:name="comparison-recommendation-9"/>
+    <w:bookmarkStart w:id="98" w:name="comparison-recommendation-9"/>
     <w:p>
       <w:pPr>
         <w:pStyle w:val="Heading3"/>
@@ -13818,9 +13754,9 @@
         </w:pict>
       </w:r>
     </w:p>
-    <w:bookmarkEnd w:id="101"/>
-    <w:bookmarkEnd w:id="102"/>
-    <w:bookmarkStart w:id="108" w:name="recommendation-models"/>
+    <w:bookmarkEnd w:id="98"/>
+    <w:bookmarkEnd w:id="99"/>
+    <w:bookmarkStart w:id="105" w:name="recommendation-models"/>
     <w:p>
       <w:pPr>
         <w:pBdr>
@@ -14025,7 +13961,7 @@
               <w:pStyle w:val="Compact"/>
               <w:jc w:val="left"/>
             </w:pPr>
-            <w:hyperlink r:id="rId103">
+            <w:hyperlink r:id="rId100">
               <w:r>
                 <w:rPr>
                   <w:rStyle w:val="Hyperlink"/>
@@ -14102,7 +14038,7 @@
               <w:pStyle w:val="Compact"/>
               <w:jc w:val="left"/>
             </w:pPr>
-            <w:hyperlink r:id="rId104">
+            <w:hyperlink r:id="rId101">
               <w:r>
                 <w:rPr>
                   <w:rStyle w:val="Hyperlink"/>
@@ -14179,7 +14115,7 @@
               <w:pStyle w:val="Compact"/>
               <w:jc w:val="left"/>
             </w:pPr>
-            <w:hyperlink r:id="rId105">
+            <w:hyperlink r:id="rId102">
               <w:r>
                 <w:rPr>
                   <w:rStyle w:val="Hyperlink"/>
@@ -14256,7 +14192,7 @@
               <w:pStyle w:val="Compact"/>
               <w:jc w:val="left"/>
             </w:pPr>
-            <w:hyperlink r:id="rId106">
+            <w:hyperlink r:id="rId103">
               <w:r>
                 <w:rPr>
                   <w:rStyle w:val="Hyperlink"/>
@@ -14268,7 +14204,7 @@
         </w:tc>
       </w:tr>
     </w:tbl>
-    <w:bookmarkStart w:id="107" w:name="comparison-recommendation-10"/>
+    <w:bookmarkStart w:id="104" w:name="comparison-recommendation-10"/>
     <w:p>
       <w:pPr>
         <w:pStyle w:val="Heading3"/>
@@ -14761,9 +14697,9 @@
         </w:pict>
       </w:r>
     </w:p>
-    <w:bookmarkEnd w:id="107"/>
-    <w:bookmarkEnd w:id="108"/>
-    <w:bookmarkStart w:id="114" w:name="image-processing-generation"/>
+    <w:bookmarkEnd w:id="104"/>
+    <w:bookmarkEnd w:id="105"/>
+    <w:bookmarkStart w:id="111" w:name="image-processing-generation"/>
     <w:p>
       <w:pPr>
         <w:pBdr>
@@ -14968,7 +14904,7 @@
               <w:pStyle w:val="Compact"/>
               <w:jc w:val="left"/>
             </w:pPr>
-            <w:hyperlink r:id="rId109">
+            <w:hyperlink r:id="rId106">
               <w:r>
                 <w:rPr>
                   <w:rStyle w:val="Hyperlink"/>
@@ -15045,7 +14981,7 @@
               <w:pStyle w:val="Compact"/>
               <w:jc w:val="left"/>
             </w:pPr>
-            <w:hyperlink r:id="rId110">
+            <w:hyperlink r:id="rId107">
               <w:r>
                 <w:rPr>
                   <w:rStyle w:val="Hyperlink"/>
@@ -15122,7 +15058,7 @@
               <w:pStyle w:val="Compact"/>
               <w:jc w:val="left"/>
             </w:pPr>
-            <w:hyperlink r:id="rId92">
+            <w:hyperlink r:id="rId89">
               <w:r>
                 <w:rPr>
                   <w:rStyle w:val="Hyperlink"/>
@@ -15199,7 +15135,7 @@
               <w:pStyle w:val="Compact"/>
               <w:jc w:val="left"/>
             </w:pPr>
-            <w:hyperlink r:id="rId111">
+            <w:hyperlink r:id="rId108">
               <w:r>
                 <w:rPr>
                   <w:rStyle w:val="Hyperlink"/>
@@ -15276,7 +15212,7 @@
               <w:pStyle w:val="Compact"/>
               <w:jc w:val="left"/>
             </w:pPr>
-            <w:hyperlink r:id="rId112">
+            <w:hyperlink r:id="rId109">
               <w:r>
                 <w:rPr>
                   <w:rStyle w:val="Hyperlink"/>
@@ -15288,7 +15224,7 @@
         </w:tc>
       </w:tr>
     </w:tbl>
-    <w:bookmarkStart w:id="113" w:name="pech-use-cases"/>
+    <w:bookmarkStart w:id="110" w:name="pech-use-cases"/>
     <w:p>
       <w:pPr>
         <w:pStyle w:val="Heading3"/>
@@ -15679,9 +15615,9 @@
         </w:pict>
       </w:r>
     </w:p>
-    <w:bookmarkEnd w:id="113"/>
-    <w:bookmarkEnd w:id="114"/>
-    <w:bookmarkStart w:id="118" w:name="translation-models"/>
+    <w:bookmarkEnd w:id="110"/>
+    <w:bookmarkEnd w:id="111"/>
+    <w:bookmarkStart w:id="115" w:name="translation-models"/>
     <w:p>
       <w:pPr>
         <w:pBdr>
@@ -15924,7 +15860,7 @@
               <w:pStyle w:val="Compact"/>
               <w:jc w:val="left"/>
             </w:pPr>
-            <w:hyperlink r:id="rId115">
+            <w:hyperlink r:id="rId112">
               <w:r>
                 <w:rPr>
                   <w:rStyle w:val="Hyperlink"/>
@@ -16115,7 +16051,7 @@
               <w:pStyle w:val="Compact"/>
               <w:jc w:val="left"/>
             </w:pPr>
-            <w:hyperlink r:id="rId116">
+            <w:hyperlink r:id="rId113">
               <w:r>
                 <w:rPr>
                   <w:rStyle w:val="Hyperlink"/>
@@ -16235,7 +16171,7 @@
         </w:tc>
       </w:tr>
     </w:tbl>
-    <w:bookmarkStart w:id="117" w:name="comparison-recommendation-11"/>
+    <w:bookmarkStart w:id="114" w:name="comparison-recommendation-11"/>
     <w:p>
       <w:pPr>
         <w:pStyle w:val="Heading3"/>
@@ -16656,9 +16592,9 @@
         </w:pict>
       </w:r>
     </w:p>
-    <w:bookmarkEnd w:id="117"/>
-    <w:bookmarkEnd w:id="118"/>
-    <w:bookmarkStart w:id="124" w:name="nlp-models-classification-ner-sentiment"/>
+    <w:bookmarkEnd w:id="114"/>
+    <w:bookmarkEnd w:id="115"/>
+    <w:bookmarkStart w:id="121" w:name="nlp-models-classification-ner-sentiment"/>
     <w:p>
       <w:pPr>
         <w:pBdr>
@@ -16901,7 +16837,7 @@
               <w:pStyle w:val="Compact"/>
               <w:jc w:val="left"/>
             </w:pPr>
-            <w:hyperlink r:id="rId119">
+            <w:hyperlink r:id="rId116">
               <w:r>
                 <w:rPr>
                   <w:rStyle w:val="Hyperlink"/>
@@ -16996,7 +16932,7 @@
               <w:pStyle w:val="Compact"/>
               <w:jc w:val="left"/>
             </w:pPr>
-            <w:hyperlink r:id="rId120">
+            <w:hyperlink r:id="rId117">
               <w:r>
                 <w:rPr>
                   <w:rStyle w:val="Hyperlink"/>
@@ -17091,7 +17027,7 @@
               <w:pStyle w:val="Compact"/>
               <w:jc w:val="left"/>
             </w:pPr>
-            <w:hyperlink r:id="rId121">
+            <w:hyperlink r:id="rId118">
               <w:r>
                 <w:rPr>
                   <w:rStyle w:val="Hyperlink"/>
@@ -17186,7 +17122,7 @@
               <w:pStyle w:val="Compact"/>
               <w:jc w:val="left"/>
             </w:pPr>
-            <w:hyperlink r:id="rId122">
+            <w:hyperlink r:id="rId119">
               <w:r>
                 <w:rPr>
                   <w:rStyle w:val="Hyperlink"/>
@@ -17198,7 +17134,7 @@
         </w:tc>
       </w:tr>
     </w:tbl>
-    <w:bookmarkStart w:id="123" w:name="comparison-recommendation-12"/>
+    <w:bookmarkStart w:id="120" w:name="comparison-recommendation-12"/>
     <w:p>
       <w:pPr>
         <w:pStyle w:val="Heading3"/>
@@ -17673,9 +17609,9 @@
         </w:pict>
       </w:r>
     </w:p>
-    <w:bookmarkEnd w:id="123"/>
-    <w:bookmarkEnd w:id="124"/>
-    <w:bookmarkStart w:id="128" w:name="model-deployment-summary"/>
+    <w:bookmarkEnd w:id="120"/>
+    <w:bookmarkEnd w:id="121"/>
+    <w:bookmarkStart w:id="125" w:name="model-deployment-summary"/>
     <w:p>
       <w:pPr>
         <w:pBdr>
@@ -17704,7 +17640,7 @@
         <w:t xml:space="preserve">16. MODEL DEPLOYMENT SUMMARY</w:t>
       </w:r>
     </w:p>
-    <w:bookmarkStart w:id="125" w:name="X577bc571b5044ace5ef2f27c18bb19dab429737"/>
+    <w:bookmarkStart w:id="122" w:name="X577bc571b5044ace5ef2f27c18bb19dab429737"/>
     <w:p>
       <w:pPr>
         <w:pStyle w:val="Heading3"/>
@@ -18658,8 +18594,8 @@
         </w:tc>
       </w:tr>
     </w:tbl>
-    <w:bookmarkEnd w:id="125"/>
-    <w:bookmarkStart w:id="126" w:name="phase-2-production-2-rtx-4090-or-cloud"/>
+    <w:bookmarkEnd w:id="122"/>
+    <w:bookmarkStart w:id="123" w:name="phase-2-production-2-rtx-4090-or-cloud"/>
     <w:p>
       <w:pPr>
         <w:pStyle w:val="Heading3"/>
@@ -19305,8 +19241,8 @@
         </w:tc>
       </w:tr>
     </w:tbl>
-    <w:bookmarkEnd w:id="126"/>
-    <w:bookmarkStart w:id="127" w:name="phase-3-scale-cloud-gpu-cluster"/>
+    <w:bookmarkEnd w:id="123"/>
+    <w:bookmarkStart w:id="124" w:name="phase-3-scale-cloud-gpu-cluster"/>
     <w:p>
       <w:pPr>
         <w:pStyle w:val="Heading3"/>
@@ -19378,9 +19314,9 @@
         </w:pict>
       </w:r>
     </w:p>
-    <w:bookmarkEnd w:id="127"/>
-    <w:bookmarkEnd w:id="128"/>
-    <w:bookmarkStart w:id="129" w:name="vram-quick-reference"/>
+    <w:bookmarkEnd w:id="124"/>
+    <w:bookmarkEnd w:id="125"/>
+    <w:bookmarkStart w:id="126" w:name="vram-quick-reference"/>
     <w:p>
       <w:pPr>
         <w:pBdr>
@@ -20847,16 +20783,8 @@
         <w:t xml:space="preserve">This document is confidential to PECH Group Holdings Ltd. Last updated: March 2026.</w:t>
       </w:r>
     </w:p>
-    <w:bookmarkEnd w:id="129"/>
-    <w:bookmarkEnd w:id="130"/>
-    <w:sectPr>
-      <w:pgBorders w:offsetFrom="page">
-        <w:top w:val="single" w:sz="18" w:space="24" w:color="00BFFF"/>
-        <w:left w:val="single" w:sz="18" w:space="24" w:color="0099CC"/>
-        <w:bottom w:val="single" w:sz="18" w:space="24" w:color="F5A623"/>
-        <w:right w:val="single" w:sz="18" w:space="24" w:color="E08A00"/>
-      </w:pgBorders>
-    </w:sectPr>
+    <w:bookmarkEnd w:id="126"/>
+    <w:sectPr/>
     <w:p>
       <w:pPr>
         <w:pBdr>
